--- a/files/Section02_HTML.docx
+++ b/files/Section02_HTML.docx
@@ -18,7 +18,69 @@
           <w:sz w:val="44"/>
           <w:szCs w:val="44"/>
         </w:rPr>
-        <w:t>HTML — HyperText Markup Language</w:t>
+        <w:t xml:space="preserve">HTML </w:t>
+      </w:r>
+      <w:r>
+        <w:rPr>
+          <w:rFonts w:ascii="Times New Roman" w:hAnsi="Times New Roman" w:cs="Times New Roman"/>
+          <w:b/>
+          <w:bCs/>
+          <w:sz w:val="44"/>
+          <w:szCs w:val="44"/>
+        </w:rPr>
+        <w:t xml:space="preserve"> </w:t>
+      </w:r>
+      <w:r>
+        <w:rPr>
+          <w:rFonts w:ascii="Times New Roman" w:hAnsi="Times New Roman" w:cs="Times New Roman"/>
+          <w:b/>
+          <w:bCs/>
+          <w:sz w:val="44"/>
+          <w:szCs w:val="44"/>
+        </w:rPr>
+        <w:t xml:space="preserve"> </w:t>
+      </w:r>
+      <w:r>
+        <w:rPr>
+          <w:rFonts w:ascii="Times New Roman" w:hAnsi="Times New Roman" w:cs="Times New Roman"/>
+          <w:b/>
+          <w:bCs/>
+          <w:sz w:val="44"/>
+          <w:szCs w:val="44"/>
+        </w:rPr>
+        <w:t>(</w:t>
+      </w:r>
+      <w:proofErr w:type="spellStart"/>
+      <w:r>
+        <w:rPr>
+          <w:rFonts w:ascii="Times New Roman" w:hAnsi="Times New Roman" w:cs="Times New Roman"/>
+          <w:b/>
+          <w:bCs/>
+          <w:sz w:val="44"/>
+          <w:szCs w:val="44"/>
+        </w:rPr>
+        <w:t>HyperText</w:t>
+      </w:r>
+      <w:proofErr w:type="spellEnd"/>
+      <w:r>
+        <w:rPr>
+          <w:rFonts w:ascii="Times New Roman" w:hAnsi="Times New Roman" w:cs="Times New Roman"/>
+          <w:b/>
+          <w:bCs/>
+          <w:sz w:val="44"/>
+          <w:szCs w:val="44"/>
+        </w:rPr>
+        <w:t xml:space="preserve"> Markup Language</w:t>
+      </w:r>
+      <w:r>
+        <w:rPr>
+          <w:rFonts w:ascii="Times New Roman" w:hAnsi="Times New Roman" w:cs="Times New Roman"/>
+          <w:b/>
+          <w:bCs/>
+          <w:sz w:val="44"/>
+          <w:szCs w:val="44"/>
+        </w:rPr>
+        <w:t>)</w:t>
       </w:r>
     </w:p>
     <w:p>
@@ -50,7 +112,21 @@
         <w:rPr>
           <w:rFonts w:ascii="Times New Roman" w:hAnsi="Times New Roman" w:cs="Times New Roman"/>
         </w:rPr>
-        <w:t>HTML (HyperText Markup Language) is the standard language used to create and structure content on the web. It uses tags to tell the browser what type of content to display — headings, paragraphs, images, links, forms, and more.</w:t>
+        <w:t>HTML (</w:t>
+      </w:r>
+      <w:proofErr w:type="spellStart"/>
+      <w:r>
+        <w:rPr>
+          <w:rFonts w:ascii="Times New Roman" w:hAnsi="Times New Roman" w:cs="Times New Roman"/>
+        </w:rPr>
+        <w:t>HyperText</w:t>
+      </w:r>
+      <w:proofErr w:type="spellEnd"/>
+      <w:r>
+        <w:rPr>
+          <w:rFonts w:ascii="Times New Roman" w:hAnsi="Times New Roman" w:cs="Times New Roman"/>
+        </w:rPr>
+        <w:t xml:space="preserve"> Markup Language) is the standard language used to create and structure content on the web. It uses tags to tell the browser what type of content to display  headings, paragraphs, images, links, forms, and more.</w:t>
       </w:r>
     </w:p>
     <w:p>
@@ -64,7 +140,7 @@
         <w:rPr>
           <w:rFonts w:ascii="Times New Roman" w:hAnsi="Times New Roman" w:cs="Times New Roman"/>
         </w:rPr>
-        <w:t>HTML is not a programming language — it is a markup language. HTML5 is the current version and introduced semantic elements such as &lt;header&gt;, &lt;main&gt;, &lt;section&gt;, and &lt;footer&gt; that give meaningful structure to a page.</w:t>
+        <w:t>HTML is not a programming language it is a markup language. HTML5 is the current version and introduced semantic elements such as &lt;header&gt;, &lt;main&gt;, &lt;section&gt;, and &lt;footer&gt; that give meaningful structure to a page.</w:t>
       </w:r>
     </w:p>
     <w:p>
@@ -156,7 +232,25 @@
                 <w:sz w:val="18"/>
                 <w:szCs w:val="18"/>
               </w:rPr>
-              <w:t>&lt;html lang="en"&gt;</w:t>
+              <w:t>&lt;html lang="</w:t>
+            </w:r>
+            <w:proofErr w:type="spellStart"/>
+            <w:r>
+              <w:rPr>
+                <w:rFonts w:ascii="Times New Roman" w:eastAsia="Courier New" w:hAnsi="Times New Roman" w:cs="Times New Roman"/>
+                <w:sz w:val="18"/>
+                <w:szCs w:val="18"/>
+              </w:rPr>
+              <w:t>en</w:t>
+            </w:r>
+            <w:proofErr w:type="spellEnd"/>
+            <w:r>
+              <w:rPr>
+                <w:rFonts w:ascii="Times New Roman" w:eastAsia="Courier New" w:hAnsi="Times New Roman" w:cs="Times New Roman"/>
+                <w:sz w:val="18"/>
+                <w:szCs w:val="18"/>
+              </w:rPr>
+              <w:t>"&gt;</w:t>
             </w:r>
           </w:p>
           <w:p>
@@ -236,7 +330,43 @@
                 <w:sz w:val="18"/>
                 <w:szCs w:val="18"/>
               </w:rPr>
-              <w:t xml:space="preserve">    &lt;link rel="stylesheet" href="style.css" /&gt;</w:t>
+              <w:t xml:space="preserve">    &lt;link </w:t>
+            </w:r>
+            <w:proofErr w:type="spellStart"/>
+            <w:r>
+              <w:rPr>
+                <w:rFonts w:ascii="Times New Roman" w:eastAsia="Courier New" w:hAnsi="Times New Roman" w:cs="Times New Roman"/>
+                <w:sz w:val="18"/>
+                <w:szCs w:val="18"/>
+              </w:rPr>
+              <w:t>rel</w:t>
+            </w:r>
+            <w:proofErr w:type="spellEnd"/>
+            <w:r>
+              <w:rPr>
+                <w:rFonts w:ascii="Times New Roman" w:eastAsia="Courier New" w:hAnsi="Times New Roman" w:cs="Times New Roman"/>
+                <w:sz w:val="18"/>
+                <w:szCs w:val="18"/>
+              </w:rPr>
+              <w:t xml:space="preserve">="stylesheet" </w:t>
+            </w:r>
+            <w:proofErr w:type="spellStart"/>
+            <w:r>
+              <w:rPr>
+                <w:rFonts w:ascii="Times New Roman" w:eastAsia="Courier New" w:hAnsi="Times New Roman" w:cs="Times New Roman"/>
+                <w:sz w:val="18"/>
+                <w:szCs w:val="18"/>
+              </w:rPr>
+              <w:t>href</w:t>
+            </w:r>
+            <w:proofErr w:type="spellEnd"/>
+            <w:r>
+              <w:rPr>
+                <w:rFonts w:ascii="Times New Roman" w:eastAsia="Courier New" w:hAnsi="Times New Roman" w:cs="Times New Roman"/>
+                <w:sz w:val="18"/>
+                <w:szCs w:val="18"/>
+              </w:rPr>
+              <w:t>="style.css" /&gt;</w:t>
             </w:r>
           </w:p>
           <w:p>
@@ -576,7 +706,19 @@
         <w:rPr>
           <w:rFonts w:ascii="Times New Roman" w:hAnsi="Times New Roman" w:cs="Times New Roman"/>
         </w:rPr>
-        <w:t xml:space="preserve"> — tells the browser this is an HTML5 document.</w:t>
+        <w:t xml:space="preserve"> </w:t>
+      </w:r>
+      <w:r>
+        <w:rPr>
+          <w:rFonts w:ascii="Times New Roman" w:hAnsi="Times New Roman" w:cs="Times New Roman"/>
+        </w:rPr>
+        <w:t>:</w:t>
+      </w:r>
+      <w:r>
+        <w:rPr>
+          <w:rFonts w:ascii="Times New Roman" w:hAnsi="Times New Roman" w:cs="Times New Roman"/>
+        </w:rPr>
+        <w:t xml:space="preserve"> tells the browser this is an HTML5 document.</w:t>
       </w:r>
     </w:p>
     <w:p>
@@ -597,13 +739,43 @@
           <w:b/>
           <w:bCs/>
         </w:rPr>
-        <w:t>&lt;html lang="en"&gt;</w:t>
-      </w:r>
-      <w:r>
-        <w:rPr>
-          <w:rFonts w:ascii="Times New Roman" w:hAnsi="Times New Roman" w:cs="Times New Roman"/>
-        </w:rPr>
-        <w:t xml:space="preserve"> — root element; lang sets the language for accessibility.</w:t>
+        <w:t>&lt;html lang="</w:t>
+      </w:r>
+      <w:proofErr w:type="spellStart"/>
+      <w:r>
+        <w:rPr>
+          <w:rFonts w:ascii="Times New Roman" w:hAnsi="Times New Roman" w:cs="Times New Roman"/>
+          <w:b/>
+          <w:bCs/>
+        </w:rPr>
+        <w:t>en</w:t>
+      </w:r>
+      <w:proofErr w:type="spellEnd"/>
+      <w:r>
+        <w:rPr>
+          <w:rFonts w:ascii="Times New Roman" w:hAnsi="Times New Roman" w:cs="Times New Roman"/>
+          <w:b/>
+          <w:bCs/>
+        </w:rPr>
+        <w:t>"&gt;</w:t>
+      </w:r>
+      <w:r>
+        <w:rPr>
+          <w:rFonts w:ascii="Times New Roman" w:hAnsi="Times New Roman" w:cs="Times New Roman"/>
+        </w:rPr>
+        <w:t xml:space="preserve"> </w:t>
+      </w:r>
+      <w:r>
+        <w:rPr>
+          <w:rFonts w:ascii="Times New Roman" w:hAnsi="Times New Roman" w:cs="Times New Roman"/>
+        </w:rPr>
+        <w:t>:</w:t>
+      </w:r>
+      <w:r>
+        <w:rPr>
+          <w:rFonts w:ascii="Times New Roman" w:hAnsi="Times New Roman" w:cs="Times New Roman"/>
+        </w:rPr>
+        <w:t xml:space="preserve"> root element; lang sets the language for accessibility.</w:t>
       </w:r>
     </w:p>
     <w:p>
@@ -630,7 +802,19 @@
         <w:rPr>
           <w:rFonts w:ascii="Times New Roman" w:hAnsi="Times New Roman" w:cs="Times New Roman"/>
         </w:rPr>
-        <w:t xml:space="preserve"> — contains metadata, page title, and links to CSS/JS files.</w:t>
+        <w:t xml:space="preserve"> </w:t>
+      </w:r>
+      <w:r>
+        <w:rPr>
+          <w:rFonts w:ascii="Times New Roman" w:hAnsi="Times New Roman" w:cs="Times New Roman"/>
+        </w:rPr>
+        <w:t>:</w:t>
+      </w:r>
+      <w:r>
+        <w:rPr>
+          <w:rFonts w:ascii="Times New Roman" w:hAnsi="Times New Roman" w:cs="Times New Roman"/>
+        </w:rPr>
+        <w:t xml:space="preserve"> contains metadata, page title, and links to CSS/JS files.</w:t>
       </w:r>
     </w:p>
     <w:p>
@@ -657,7 +841,19 @@
         <w:rPr>
           <w:rFonts w:ascii="Times New Roman" w:hAnsi="Times New Roman" w:cs="Times New Roman"/>
         </w:rPr>
-        <w:t xml:space="preserve"> — contains all visible page content rendered in the browser.</w:t>
+        <w:t xml:space="preserve"> </w:t>
+      </w:r>
+      <w:r>
+        <w:rPr>
+          <w:rFonts w:ascii="Times New Roman" w:hAnsi="Times New Roman" w:cs="Times New Roman"/>
+        </w:rPr>
+        <w:t xml:space="preserve">: </w:t>
+      </w:r>
+      <w:r>
+        <w:rPr>
+          <w:rFonts w:ascii="Times New Roman" w:hAnsi="Times New Roman" w:cs="Times New Roman"/>
+        </w:rPr>
+        <w:t>contains all visible page content rendered in the browser.</w:t>
       </w:r>
     </w:p>
     <w:p>
@@ -945,7 +1141,25 @@
                 <w:sz w:val="20"/>
                 <w:szCs w:val="20"/>
               </w:rPr>
-              <w:t>&lt;a href="page.html"&gt;Click&lt;/a&gt;</w:t>
+              <w:t xml:space="preserve">&lt;a </w:t>
+            </w:r>
+            <w:proofErr w:type="spellStart"/>
+            <w:r>
+              <w:rPr>
+                <w:rFonts w:ascii="Times New Roman" w:hAnsi="Times New Roman" w:cs="Times New Roman"/>
+                <w:sz w:val="20"/>
+                <w:szCs w:val="20"/>
+              </w:rPr>
+              <w:t>href</w:t>
+            </w:r>
+            <w:proofErr w:type="spellEnd"/>
+            <w:r>
+              <w:rPr>
+                <w:rFonts w:ascii="Times New Roman" w:hAnsi="Times New Roman" w:cs="Times New Roman"/>
+                <w:sz w:val="20"/>
+                <w:szCs w:val="20"/>
+              </w:rPr>
+              <w:t>="page.html"&gt;Click&lt;/a&gt;</w:t>
             </w:r>
           </w:p>
         </w:tc>
@@ -967,7 +1181,25 @@
                 <w:sz w:val="20"/>
                 <w:szCs w:val="20"/>
               </w:rPr>
-              <w:t>&lt;img&gt;</w:t>
+              <w:t>&lt;</w:t>
+            </w:r>
+            <w:proofErr w:type="spellStart"/>
+            <w:r>
+              <w:rPr>
+                <w:rFonts w:ascii="Times New Roman" w:hAnsi="Times New Roman" w:cs="Times New Roman"/>
+                <w:sz w:val="20"/>
+                <w:szCs w:val="20"/>
+              </w:rPr>
+              <w:t>img</w:t>
+            </w:r>
+            <w:proofErr w:type="spellEnd"/>
+            <w:r>
+              <w:rPr>
+                <w:rFonts w:ascii="Times New Roman" w:hAnsi="Times New Roman" w:cs="Times New Roman"/>
+                <w:sz w:val="20"/>
+                <w:szCs w:val="20"/>
+              </w:rPr>
+              <w:t>&gt;</w:t>
             </w:r>
           </w:p>
         </w:tc>
@@ -1007,7 +1239,43 @@
                 <w:sz w:val="20"/>
                 <w:szCs w:val="20"/>
               </w:rPr>
-              <w:t>&lt;img src="photo.jpg" alt="Photo"&gt;</w:t>
+              <w:t>&lt;</w:t>
+            </w:r>
+            <w:proofErr w:type="spellStart"/>
+            <w:r>
+              <w:rPr>
+                <w:rFonts w:ascii="Times New Roman" w:hAnsi="Times New Roman" w:cs="Times New Roman"/>
+                <w:sz w:val="20"/>
+                <w:szCs w:val="20"/>
+              </w:rPr>
+              <w:t>img</w:t>
+            </w:r>
+            <w:proofErr w:type="spellEnd"/>
+            <w:r>
+              <w:rPr>
+                <w:rFonts w:ascii="Times New Roman" w:hAnsi="Times New Roman" w:cs="Times New Roman"/>
+                <w:sz w:val="20"/>
+                <w:szCs w:val="20"/>
+              </w:rPr>
+              <w:t xml:space="preserve"> </w:t>
+            </w:r>
+            <w:proofErr w:type="spellStart"/>
+            <w:r>
+              <w:rPr>
+                <w:rFonts w:ascii="Times New Roman" w:hAnsi="Times New Roman" w:cs="Times New Roman"/>
+                <w:sz w:val="20"/>
+                <w:szCs w:val="20"/>
+              </w:rPr>
+              <w:t>src</w:t>
+            </w:r>
+            <w:proofErr w:type="spellEnd"/>
+            <w:r>
+              <w:rPr>
+                <w:rFonts w:ascii="Times New Roman" w:hAnsi="Times New Roman" w:cs="Times New Roman"/>
+                <w:sz w:val="20"/>
+                <w:szCs w:val="20"/>
+              </w:rPr>
+              <w:t>="photo.jpg" alt="Photo"&gt;</w:t>
             </w:r>
           </w:p>
         </w:tc>
@@ -1029,7 +1297,25 @@
                 <w:sz w:val="20"/>
                 <w:szCs w:val="20"/>
               </w:rPr>
-              <w:t>&lt;ul&gt;/&lt;ol&gt;</w:t>
+              <w:t>&lt;ul&gt;/&lt;</w:t>
+            </w:r>
+            <w:proofErr w:type="spellStart"/>
+            <w:r>
+              <w:rPr>
+                <w:rFonts w:ascii="Times New Roman" w:hAnsi="Times New Roman" w:cs="Times New Roman"/>
+                <w:sz w:val="20"/>
+                <w:szCs w:val="20"/>
+              </w:rPr>
+              <w:t>ol</w:t>
+            </w:r>
+            <w:proofErr w:type="spellEnd"/>
+            <w:r>
+              <w:rPr>
+                <w:rFonts w:ascii="Times New Roman" w:hAnsi="Times New Roman" w:cs="Times New Roman"/>
+                <w:sz w:val="20"/>
+                <w:szCs w:val="20"/>
+              </w:rPr>
+              <w:t>&gt;</w:t>
             </w:r>
           </w:p>
         </w:tc>
@@ -1396,7 +1682,25 @@
                 <w:sz w:val="18"/>
                 <w:szCs w:val="18"/>
               </w:rPr>
-              <w:t>&lt;form action="process.php" method="POST"&gt;</w:t>
+              <w:t>&lt;form action="</w:t>
+            </w:r>
+            <w:proofErr w:type="spellStart"/>
+            <w:r>
+              <w:rPr>
+                <w:rFonts w:ascii="Times New Roman" w:eastAsia="Courier New" w:hAnsi="Times New Roman" w:cs="Times New Roman"/>
+                <w:sz w:val="18"/>
+                <w:szCs w:val="18"/>
+              </w:rPr>
+              <w:t>process.php</w:t>
+            </w:r>
+            <w:proofErr w:type="spellEnd"/>
+            <w:r>
+              <w:rPr>
+                <w:rFonts w:ascii="Times New Roman" w:eastAsia="Courier New" w:hAnsi="Times New Roman" w:cs="Times New Roman"/>
+                <w:sz w:val="18"/>
+                <w:szCs w:val="18"/>
+              </w:rPr>
+              <w:t>" method="POST"&gt;</w:t>
             </w:r>
           </w:p>
           <w:p>
@@ -1516,7 +1820,43 @@
                 <w:sz w:val="18"/>
                 <w:szCs w:val="18"/>
               </w:rPr>
-              <w:t xml:space="preserve">  &lt;textarea id="message" name="message" rows="4"&gt;&lt;/textarea&gt;</w:t>
+              <w:t xml:space="preserve">  &lt;</w:t>
+            </w:r>
+            <w:proofErr w:type="spellStart"/>
+            <w:r>
+              <w:rPr>
+                <w:rFonts w:ascii="Times New Roman" w:eastAsia="Courier New" w:hAnsi="Times New Roman" w:cs="Times New Roman"/>
+                <w:sz w:val="18"/>
+                <w:szCs w:val="18"/>
+              </w:rPr>
+              <w:t>textarea</w:t>
+            </w:r>
+            <w:proofErr w:type="spellEnd"/>
+            <w:r>
+              <w:rPr>
+                <w:rFonts w:ascii="Times New Roman" w:eastAsia="Courier New" w:hAnsi="Times New Roman" w:cs="Times New Roman"/>
+                <w:sz w:val="18"/>
+                <w:szCs w:val="18"/>
+              </w:rPr>
+              <w:t xml:space="preserve"> id="message" name="message" rows="4"&gt;&lt;/</w:t>
+            </w:r>
+            <w:proofErr w:type="spellStart"/>
+            <w:r>
+              <w:rPr>
+                <w:rFonts w:ascii="Times New Roman" w:eastAsia="Courier New" w:hAnsi="Times New Roman" w:cs="Times New Roman"/>
+                <w:sz w:val="18"/>
+                <w:szCs w:val="18"/>
+              </w:rPr>
+              <w:t>textarea</w:t>
+            </w:r>
+            <w:proofErr w:type="spellEnd"/>
+            <w:r>
+              <w:rPr>
+                <w:rFonts w:ascii="Times New Roman" w:eastAsia="Courier New" w:hAnsi="Times New Roman" w:cs="Times New Roman"/>
+                <w:sz w:val="18"/>
+                <w:szCs w:val="18"/>
+              </w:rPr>
+              <w:t>&gt;</w:t>
             </w:r>
           </w:p>
           <w:p>
@@ -1616,7 +1956,19 @@
         <w:rPr>
           <w:rFonts w:ascii="Times New Roman" w:hAnsi="Times New Roman" w:cs="Times New Roman"/>
         </w:rPr>
-        <w:t xml:space="preserve"> — PHP reads this via $_POST['name'], $_POST['email'], etc.</w:t>
+        <w:t xml:space="preserve"> </w:t>
+      </w:r>
+      <w:r>
+        <w:rPr>
+          <w:rFonts w:ascii="Times New Roman" w:hAnsi="Times New Roman" w:cs="Times New Roman"/>
+        </w:rPr>
+        <w:t>:</w:t>
+      </w:r>
+      <w:r>
+        <w:rPr>
+          <w:rFonts w:ascii="Times New Roman" w:hAnsi="Times New Roman" w:cs="Times New Roman"/>
+        </w:rPr>
+        <w:t xml:space="preserve"> PHP reads this via $_POST['name'], $_POST['email'], etc.</w:t>
       </w:r>
     </w:p>
     <w:p>
@@ -1643,7 +1995,19 @@
         <w:rPr>
           <w:rFonts w:ascii="Times New Roman" w:hAnsi="Times New Roman" w:cs="Times New Roman"/>
         </w:rPr>
-        <w:t xml:space="preserve"> — browser validates the format before submission.</w:t>
+        <w:t xml:space="preserve"> </w:t>
+      </w:r>
+      <w:r>
+        <w:rPr>
+          <w:rFonts w:ascii="Times New Roman" w:hAnsi="Times New Roman" w:cs="Times New Roman"/>
+        </w:rPr>
+        <w:t>:</w:t>
+      </w:r>
+      <w:r>
+        <w:rPr>
+          <w:rFonts w:ascii="Times New Roman" w:hAnsi="Times New Roman" w:cs="Times New Roman"/>
+        </w:rPr>
+        <w:t xml:space="preserve"> browser validates the format before submission.</w:t>
       </w:r>
     </w:p>
     <w:p>
@@ -1670,7 +2034,19 @@
         <w:rPr>
           <w:rFonts w:ascii="Times New Roman" w:hAnsi="Times New Roman" w:cs="Times New Roman"/>
         </w:rPr>
-        <w:t xml:space="preserve"> — prevents submission if the field is empty.</w:t>
+        <w:t xml:space="preserve"> </w:t>
+      </w:r>
+      <w:r>
+        <w:rPr>
+          <w:rFonts w:ascii="Times New Roman" w:hAnsi="Times New Roman" w:cs="Times New Roman"/>
+        </w:rPr>
+        <w:t>:</w:t>
+      </w:r>
+      <w:r>
+        <w:rPr>
+          <w:rFonts w:ascii="Times New Roman" w:hAnsi="Times New Roman" w:cs="Times New Roman"/>
+        </w:rPr>
+        <w:t xml:space="preserve"> prevents submission if the field is empty.</w:t>
       </w:r>
     </w:p>
     <w:p>
@@ -1708,7 +2084,35 @@
         <w:rPr>
           <w:rFonts w:ascii="Times New Roman" w:hAnsi="Times New Roman" w:cs="Times New Roman"/>
         </w:rPr>
-        <w:t>Tables display structured data in rows and columns. The &lt;thead&gt; contains header rows and &lt;tbody&gt; contains the data rows.</w:t>
+        <w:t>Tables display structured data in rows and columns. The &lt;</w:t>
+      </w:r>
+      <w:proofErr w:type="spellStart"/>
+      <w:r>
+        <w:rPr>
+          <w:rFonts w:ascii="Times New Roman" w:hAnsi="Times New Roman" w:cs="Times New Roman"/>
+        </w:rPr>
+        <w:t>thead</w:t>
+      </w:r>
+      <w:proofErr w:type="spellEnd"/>
+      <w:r>
+        <w:rPr>
+          <w:rFonts w:ascii="Times New Roman" w:hAnsi="Times New Roman" w:cs="Times New Roman"/>
+        </w:rPr>
+        <w:t>&gt; contains header rows and &lt;</w:t>
+      </w:r>
+      <w:proofErr w:type="spellStart"/>
+      <w:r>
+        <w:rPr>
+          <w:rFonts w:ascii="Times New Roman" w:hAnsi="Times New Roman" w:cs="Times New Roman"/>
+        </w:rPr>
+        <w:t>tbody</w:t>
+      </w:r>
+      <w:proofErr w:type="spellEnd"/>
+      <w:r>
+        <w:rPr>
+          <w:rFonts w:ascii="Times New Roman" w:hAnsi="Times New Roman" w:cs="Times New Roman"/>
+        </w:rPr>
+        <w:t>&gt; contains the data rows.</w:t>
       </w:r>
     </w:p>
     <w:p>
@@ -1762,7 +2166,25 @@
                 <w:sz w:val="18"/>
                 <w:szCs w:val="18"/>
               </w:rPr>
-              <w:t xml:space="preserve">  &lt;thead&gt;</w:t>
+              <w:t xml:space="preserve">  &lt;</w:t>
+            </w:r>
+            <w:proofErr w:type="spellStart"/>
+            <w:r>
+              <w:rPr>
+                <w:rFonts w:ascii="Times New Roman" w:eastAsia="Courier New" w:hAnsi="Times New Roman" w:cs="Times New Roman"/>
+                <w:sz w:val="18"/>
+                <w:szCs w:val="18"/>
+              </w:rPr>
+              <w:t>thead</w:t>
+            </w:r>
+            <w:proofErr w:type="spellEnd"/>
+            <w:r>
+              <w:rPr>
+                <w:rFonts w:ascii="Times New Roman" w:eastAsia="Courier New" w:hAnsi="Times New Roman" w:cs="Times New Roman"/>
+                <w:sz w:val="18"/>
+                <w:szCs w:val="18"/>
+              </w:rPr>
+              <w:t>&gt;</w:t>
             </w:r>
           </w:p>
           <w:p>
@@ -1794,39 +2216,147 @@
                 <w:sz w:val="18"/>
                 <w:szCs w:val="18"/>
               </w:rPr>
-              <w:t xml:space="preserve">      &lt;th&gt;Name&lt;/th&gt;</w:t>
-            </w:r>
-          </w:p>
-          <w:p>
-            <w:pPr>
-              <w:spacing w:line="252" w:lineRule="auto"/>
-              <w:rPr>
-                <w:rFonts w:ascii="Times New Roman" w:hAnsi="Times New Roman" w:cs="Times New Roman"/>
-              </w:rPr>
-            </w:pPr>
-            <w:r>
-              <w:rPr>
-                <w:rFonts w:ascii="Times New Roman" w:eastAsia="Courier New" w:hAnsi="Times New Roman" w:cs="Times New Roman"/>
-                <w:sz w:val="18"/>
-                <w:szCs w:val="18"/>
-              </w:rPr>
-              <w:t xml:space="preserve">      &lt;th&gt;Subject&lt;/th&gt;</w:t>
-            </w:r>
-          </w:p>
-          <w:p>
-            <w:pPr>
-              <w:spacing w:line="252" w:lineRule="auto"/>
-              <w:rPr>
-                <w:rFonts w:ascii="Times New Roman" w:hAnsi="Times New Roman" w:cs="Times New Roman"/>
-              </w:rPr>
-            </w:pPr>
-            <w:r>
-              <w:rPr>
-                <w:rFonts w:ascii="Times New Roman" w:eastAsia="Courier New" w:hAnsi="Times New Roman" w:cs="Times New Roman"/>
-                <w:sz w:val="18"/>
-                <w:szCs w:val="18"/>
-              </w:rPr>
-              <w:t xml:space="preserve">      &lt;th&gt;Grade&lt;/th&gt;</w:t>
+              <w:t xml:space="preserve">      &lt;</w:t>
+            </w:r>
+            <w:proofErr w:type="spellStart"/>
+            <w:r>
+              <w:rPr>
+                <w:rFonts w:ascii="Times New Roman" w:eastAsia="Courier New" w:hAnsi="Times New Roman" w:cs="Times New Roman"/>
+                <w:sz w:val="18"/>
+                <w:szCs w:val="18"/>
+              </w:rPr>
+              <w:t>th</w:t>
+            </w:r>
+            <w:proofErr w:type="spellEnd"/>
+            <w:r>
+              <w:rPr>
+                <w:rFonts w:ascii="Times New Roman" w:eastAsia="Courier New" w:hAnsi="Times New Roman" w:cs="Times New Roman"/>
+                <w:sz w:val="18"/>
+                <w:szCs w:val="18"/>
+              </w:rPr>
+              <w:t>&gt;Name&lt;/</w:t>
+            </w:r>
+            <w:proofErr w:type="spellStart"/>
+            <w:r>
+              <w:rPr>
+                <w:rFonts w:ascii="Times New Roman" w:eastAsia="Courier New" w:hAnsi="Times New Roman" w:cs="Times New Roman"/>
+                <w:sz w:val="18"/>
+                <w:szCs w:val="18"/>
+              </w:rPr>
+              <w:t>th</w:t>
+            </w:r>
+            <w:proofErr w:type="spellEnd"/>
+            <w:r>
+              <w:rPr>
+                <w:rFonts w:ascii="Times New Roman" w:eastAsia="Courier New" w:hAnsi="Times New Roman" w:cs="Times New Roman"/>
+                <w:sz w:val="18"/>
+                <w:szCs w:val="18"/>
+              </w:rPr>
+              <w:t>&gt;</w:t>
+            </w:r>
+          </w:p>
+          <w:p>
+            <w:pPr>
+              <w:spacing w:line="252" w:lineRule="auto"/>
+              <w:rPr>
+                <w:rFonts w:ascii="Times New Roman" w:hAnsi="Times New Roman" w:cs="Times New Roman"/>
+              </w:rPr>
+            </w:pPr>
+            <w:r>
+              <w:rPr>
+                <w:rFonts w:ascii="Times New Roman" w:eastAsia="Courier New" w:hAnsi="Times New Roman" w:cs="Times New Roman"/>
+                <w:sz w:val="18"/>
+                <w:szCs w:val="18"/>
+              </w:rPr>
+              <w:t xml:space="preserve">      &lt;</w:t>
+            </w:r>
+            <w:proofErr w:type="spellStart"/>
+            <w:r>
+              <w:rPr>
+                <w:rFonts w:ascii="Times New Roman" w:eastAsia="Courier New" w:hAnsi="Times New Roman" w:cs="Times New Roman"/>
+                <w:sz w:val="18"/>
+                <w:szCs w:val="18"/>
+              </w:rPr>
+              <w:t>th</w:t>
+            </w:r>
+            <w:proofErr w:type="spellEnd"/>
+            <w:r>
+              <w:rPr>
+                <w:rFonts w:ascii="Times New Roman" w:eastAsia="Courier New" w:hAnsi="Times New Roman" w:cs="Times New Roman"/>
+                <w:sz w:val="18"/>
+                <w:szCs w:val="18"/>
+              </w:rPr>
+              <w:t>&gt;Subject&lt;/</w:t>
+            </w:r>
+            <w:proofErr w:type="spellStart"/>
+            <w:r>
+              <w:rPr>
+                <w:rFonts w:ascii="Times New Roman" w:eastAsia="Courier New" w:hAnsi="Times New Roman" w:cs="Times New Roman"/>
+                <w:sz w:val="18"/>
+                <w:szCs w:val="18"/>
+              </w:rPr>
+              <w:t>th</w:t>
+            </w:r>
+            <w:proofErr w:type="spellEnd"/>
+            <w:r>
+              <w:rPr>
+                <w:rFonts w:ascii="Times New Roman" w:eastAsia="Courier New" w:hAnsi="Times New Roman" w:cs="Times New Roman"/>
+                <w:sz w:val="18"/>
+                <w:szCs w:val="18"/>
+              </w:rPr>
+              <w:t>&gt;</w:t>
+            </w:r>
+          </w:p>
+          <w:p>
+            <w:pPr>
+              <w:spacing w:line="252" w:lineRule="auto"/>
+              <w:rPr>
+                <w:rFonts w:ascii="Times New Roman" w:hAnsi="Times New Roman" w:cs="Times New Roman"/>
+              </w:rPr>
+            </w:pPr>
+            <w:r>
+              <w:rPr>
+                <w:rFonts w:ascii="Times New Roman" w:eastAsia="Courier New" w:hAnsi="Times New Roman" w:cs="Times New Roman"/>
+                <w:sz w:val="18"/>
+                <w:szCs w:val="18"/>
+              </w:rPr>
+              <w:t xml:space="preserve">      &lt;</w:t>
+            </w:r>
+            <w:proofErr w:type="spellStart"/>
+            <w:r>
+              <w:rPr>
+                <w:rFonts w:ascii="Times New Roman" w:eastAsia="Courier New" w:hAnsi="Times New Roman" w:cs="Times New Roman"/>
+                <w:sz w:val="18"/>
+                <w:szCs w:val="18"/>
+              </w:rPr>
+              <w:t>th</w:t>
+            </w:r>
+            <w:proofErr w:type="spellEnd"/>
+            <w:r>
+              <w:rPr>
+                <w:rFonts w:ascii="Times New Roman" w:eastAsia="Courier New" w:hAnsi="Times New Roman" w:cs="Times New Roman"/>
+                <w:sz w:val="18"/>
+                <w:szCs w:val="18"/>
+              </w:rPr>
+              <w:t>&gt;Grade&lt;/</w:t>
+            </w:r>
+            <w:proofErr w:type="spellStart"/>
+            <w:r>
+              <w:rPr>
+                <w:rFonts w:ascii="Times New Roman" w:eastAsia="Courier New" w:hAnsi="Times New Roman" w:cs="Times New Roman"/>
+                <w:sz w:val="18"/>
+                <w:szCs w:val="18"/>
+              </w:rPr>
+              <w:t>th</w:t>
+            </w:r>
+            <w:proofErr w:type="spellEnd"/>
+            <w:r>
+              <w:rPr>
+                <w:rFonts w:ascii="Times New Roman" w:eastAsia="Courier New" w:hAnsi="Times New Roman" w:cs="Times New Roman"/>
+                <w:sz w:val="18"/>
+                <w:szCs w:val="18"/>
+              </w:rPr>
+              <w:t>&gt;</w:t>
             </w:r>
           </w:p>
           <w:p>
@@ -1858,23 +2388,59 @@
                 <w:sz w:val="18"/>
                 <w:szCs w:val="18"/>
               </w:rPr>
-              <w:t xml:space="preserve">  &lt;/thead&gt;</w:t>
-            </w:r>
-          </w:p>
-          <w:p>
-            <w:pPr>
-              <w:spacing w:line="252" w:lineRule="auto"/>
-              <w:rPr>
-                <w:rFonts w:ascii="Times New Roman" w:hAnsi="Times New Roman" w:cs="Times New Roman"/>
-              </w:rPr>
-            </w:pPr>
-            <w:r>
-              <w:rPr>
-                <w:rFonts w:ascii="Times New Roman" w:eastAsia="Courier New" w:hAnsi="Times New Roman" w:cs="Times New Roman"/>
-                <w:sz w:val="18"/>
-                <w:szCs w:val="18"/>
-              </w:rPr>
-              <w:t xml:space="preserve">  &lt;tbody&gt;</w:t>
+              <w:t xml:space="preserve">  &lt;/</w:t>
+            </w:r>
+            <w:proofErr w:type="spellStart"/>
+            <w:r>
+              <w:rPr>
+                <w:rFonts w:ascii="Times New Roman" w:eastAsia="Courier New" w:hAnsi="Times New Roman" w:cs="Times New Roman"/>
+                <w:sz w:val="18"/>
+                <w:szCs w:val="18"/>
+              </w:rPr>
+              <w:t>thead</w:t>
+            </w:r>
+            <w:proofErr w:type="spellEnd"/>
+            <w:r>
+              <w:rPr>
+                <w:rFonts w:ascii="Times New Roman" w:eastAsia="Courier New" w:hAnsi="Times New Roman" w:cs="Times New Roman"/>
+                <w:sz w:val="18"/>
+                <w:szCs w:val="18"/>
+              </w:rPr>
+              <w:t>&gt;</w:t>
+            </w:r>
+          </w:p>
+          <w:p>
+            <w:pPr>
+              <w:spacing w:line="252" w:lineRule="auto"/>
+              <w:rPr>
+                <w:rFonts w:ascii="Times New Roman" w:hAnsi="Times New Roman" w:cs="Times New Roman"/>
+              </w:rPr>
+            </w:pPr>
+            <w:r>
+              <w:rPr>
+                <w:rFonts w:ascii="Times New Roman" w:eastAsia="Courier New" w:hAnsi="Times New Roman" w:cs="Times New Roman"/>
+                <w:sz w:val="18"/>
+                <w:szCs w:val="18"/>
+              </w:rPr>
+              <w:t xml:space="preserve">  &lt;</w:t>
+            </w:r>
+            <w:proofErr w:type="spellStart"/>
+            <w:r>
+              <w:rPr>
+                <w:rFonts w:ascii="Times New Roman" w:eastAsia="Courier New" w:hAnsi="Times New Roman" w:cs="Times New Roman"/>
+                <w:sz w:val="18"/>
+                <w:szCs w:val="18"/>
+              </w:rPr>
+              <w:t>tbody</w:t>
+            </w:r>
+            <w:proofErr w:type="spellEnd"/>
+            <w:r>
+              <w:rPr>
+                <w:rFonts w:ascii="Times New Roman" w:eastAsia="Courier New" w:hAnsi="Times New Roman" w:cs="Times New Roman"/>
+                <w:sz w:val="18"/>
+                <w:szCs w:val="18"/>
+              </w:rPr>
+              <w:t>&gt;</w:t>
             </w:r>
           </w:p>
           <w:p>
@@ -2051,7 +2617,25 @@
                 <w:sz w:val="18"/>
                 <w:szCs w:val="18"/>
               </w:rPr>
-              <w:t xml:space="preserve">  &lt;/tbody&gt;</w:t>
+              <w:t xml:space="preserve">  &lt;/</w:t>
+            </w:r>
+            <w:proofErr w:type="spellStart"/>
+            <w:r>
+              <w:rPr>
+                <w:rFonts w:ascii="Times New Roman" w:eastAsia="Courier New" w:hAnsi="Times New Roman" w:cs="Times New Roman"/>
+                <w:sz w:val="18"/>
+                <w:szCs w:val="18"/>
+              </w:rPr>
+              <w:t>tbody</w:t>
+            </w:r>
+            <w:proofErr w:type="spellEnd"/>
+            <w:r>
+              <w:rPr>
+                <w:rFonts w:ascii="Times New Roman" w:eastAsia="Courier New" w:hAnsi="Times New Roman" w:cs="Times New Roman"/>
+                <w:sz w:val="18"/>
+                <w:szCs w:val="18"/>
+              </w:rPr>
+              <w:t>&gt;</w:t>
             </w:r>
           </w:p>
           <w:p>
@@ -2135,7 +2719,19 @@
         <w:rPr>
           <w:rFonts w:ascii="Times New Roman" w:hAnsi="Times New Roman" w:cs="Times New Roman"/>
         </w:rPr>
-        <w:t xml:space="preserve"> — introductory content or navigation bar at the top.</w:t>
+        <w:t xml:space="preserve"> </w:t>
+      </w:r>
+      <w:r>
+        <w:rPr>
+          <w:rFonts w:ascii="Times New Roman" w:hAnsi="Times New Roman" w:cs="Times New Roman"/>
+        </w:rPr>
+        <w:t>:</w:t>
+      </w:r>
+      <w:r>
+        <w:rPr>
+          <w:rFonts w:ascii="Times New Roman" w:hAnsi="Times New Roman" w:cs="Times New Roman"/>
+        </w:rPr>
+        <w:t xml:space="preserve"> introductory content or navigation bar at the top.</w:t>
       </w:r>
     </w:p>
     <w:p>
@@ -2162,7 +2758,19 @@
         <w:rPr>
           <w:rFonts w:ascii="Times New Roman" w:hAnsi="Times New Roman" w:cs="Times New Roman"/>
         </w:rPr>
-        <w:t xml:space="preserve"> — a block of navigation links.</w:t>
+        <w:t xml:space="preserve"> </w:t>
+      </w:r>
+      <w:r>
+        <w:rPr>
+          <w:rFonts w:ascii="Times New Roman" w:hAnsi="Times New Roman" w:cs="Times New Roman"/>
+        </w:rPr>
+        <w:t xml:space="preserve">: </w:t>
+      </w:r>
+      <w:r>
+        <w:rPr>
+          <w:rFonts w:ascii="Times New Roman" w:hAnsi="Times New Roman" w:cs="Times New Roman"/>
+        </w:rPr>
+        <w:t>a block of navigation links.</w:t>
       </w:r>
     </w:p>
     <w:p>
@@ -2189,7 +2797,19 @@
         <w:rPr>
           <w:rFonts w:ascii="Times New Roman" w:hAnsi="Times New Roman" w:cs="Times New Roman"/>
         </w:rPr>
-        <w:t xml:space="preserve"> — the primary unique content of the page.</w:t>
+        <w:t xml:space="preserve"> </w:t>
+      </w:r>
+      <w:r>
+        <w:rPr>
+          <w:rFonts w:ascii="Times New Roman" w:hAnsi="Times New Roman" w:cs="Times New Roman"/>
+        </w:rPr>
+        <w:t>:</w:t>
+      </w:r>
+      <w:r>
+        <w:rPr>
+          <w:rFonts w:ascii="Times New Roman" w:hAnsi="Times New Roman" w:cs="Times New Roman"/>
+        </w:rPr>
+        <w:t xml:space="preserve"> the primary unique content of the page.</w:t>
       </w:r>
     </w:p>
     <w:p>
@@ -2216,7 +2836,19 @@
         <w:rPr>
           <w:rFonts w:ascii="Times New Roman" w:hAnsi="Times New Roman" w:cs="Times New Roman"/>
         </w:rPr>
-        <w:t xml:space="preserve"> — a thematic grouping of content with a heading.</w:t>
+        <w:t xml:space="preserve"> </w:t>
+      </w:r>
+      <w:r>
+        <w:rPr>
+          <w:rFonts w:ascii="Times New Roman" w:hAnsi="Times New Roman" w:cs="Times New Roman"/>
+        </w:rPr>
+        <w:t>:</w:t>
+      </w:r>
+      <w:r>
+        <w:rPr>
+          <w:rFonts w:ascii="Times New Roman" w:hAnsi="Times New Roman" w:cs="Times New Roman"/>
+        </w:rPr>
+        <w:t xml:space="preserve"> a thematic grouping of content with a heading.</w:t>
       </w:r>
     </w:p>
     <w:p>
@@ -2243,7 +2875,19 @@
         <w:rPr>
           <w:rFonts w:ascii="Times New Roman" w:hAnsi="Times New Roman" w:cs="Times New Roman"/>
         </w:rPr>
-        <w:t xml:space="preserve"> — self-contained content that could stand alone (e.g. a blog post).</w:t>
+        <w:t xml:space="preserve"> </w:t>
+      </w:r>
+      <w:r>
+        <w:rPr>
+          <w:rFonts w:ascii="Times New Roman" w:hAnsi="Times New Roman" w:cs="Times New Roman"/>
+        </w:rPr>
+        <w:t>:</w:t>
+      </w:r>
+      <w:r>
+        <w:rPr>
+          <w:rFonts w:ascii="Times New Roman" w:hAnsi="Times New Roman" w:cs="Times New Roman"/>
+        </w:rPr>
+        <w:t xml:space="preserve"> self-contained content that could stand alone (e.g. a blog post).</w:t>
       </w:r>
     </w:p>
     <w:p>
@@ -2270,7 +2914,19 @@
         <w:rPr>
           <w:rFonts w:ascii="Times New Roman" w:hAnsi="Times New Roman" w:cs="Times New Roman"/>
         </w:rPr>
-        <w:t xml:space="preserve"> — closing content such as copyright and contact information.</w:t>
+        <w:t xml:space="preserve"> </w:t>
+      </w:r>
+      <w:r>
+        <w:rPr>
+          <w:rFonts w:ascii="Times New Roman" w:hAnsi="Times New Roman" w:cs="Times New Roman"/>
+        </w:rPr>
+        <w:t>:</w:t>
+      </w:r>
+      <w:r>
+        <w:rPr>
+          <w:rFonts w:ascii="Times New Roman" w:hAnsi="Times New Roman" w:cs="Times New Roman"/>
+        </w:rPr>
+        <w:t xml:space="preserve"> closing content such as copyright and contact information.</w:t>
       </w:r>
     </w:p>
     <w:p>
